--- a/templates/00_永嶋裕太テンプレート.docx
+++ b/templates/00_永嶋裕太テンプレート.docx
@@ -5,7 +5,6 @@
     <w:p>
       <w:pPr>
         <w:rPr>
-          <w:rFonts w:hint="eastAsia"/>
           <w:sz w:val="72"/>
           <w:szCs w:val="96"/>
         </w:rPr>
@@ -58,31 +57,15 @@
     </w:p>
     <w:p>
       <w:r>
-        <w:t xml:space="preserve"> </w:t>
-      </w:r>
-      <w:proofErr w:type="gramStart"/>
-      <w:r>
-        <w:t xml:space="preserve">{{ </w:t>
+        <w:t xml:space="preserve"> {{ </w:t>
       </w:r>
       <w:proofErr w:type="spellStart"/>
       <w:r>
-        <w:t>date</w:t>
-      </w:r>
-      <w:proofErr w:type="gramEnd"/>
-      <w:r>
-        <w:t>_</w:t>
-      </w:r>
-      <w:proofErr w:type="gramStart"/>
-      <w:r>
-        <w:t>str</w:t>
+        <w:t>date_str</w:t>
       </w:r>
       <w:proofErr w:type="spellEnd"/>
       <w:r>
-        <w:t xml:space="preserve"> }</w:t>
-      </w:r>
-      <w:proofErr w:type="gramEnd"/>
-      <w:r>
-        <w:t>}</w:t>
+        <w:t xml:space="preserve"> }}</w:t>
       </w:r>
     </w:p>
     <w:p/>
@@ -93,116 +76,18 @@
           <w:szCs w:val="36"/>
         </w:rPr>
       </w:pPr>
-      <w:proofErr w:type="gramStart"/>
       <w:r>
         <w:rPr>
           <w:sz w:val="32"/>
           <w:szCs w:val="36"/>
         </w:rPr>
-        <w:t>{{ title</w:t>
-      </w:r>
-      <w:proofErr w:type="gramEnd"/>
-      <w:r>
-        <w:rPr>
-          <w:sz w:val="32"/>
-          <w:szCs w:val="36"/>
-        </w:rPr>
-        <w:t xml:space="preserve"> }}</w:t>
-      </w:r>
-    </w:p>
-    <w:p>
-      <w:proofErr w:type="gramStart"/>
-      <w:r>
-        <w:t>{{ body</w:t>
-      </w:r>
-      <w:proofErr w:type="gramEnd"/>
-      <w:r>
-        <w:t xml:space="preserve"> }}</w:t>
-      </w:r>
-    </w:p>
-    <w:p>
-      <w:pPr>
-        <w:widowControl/>
-        <w:jc w:val="left"/>
-      </w:pPr>
-    </w:p>
-    <w:p>
-      <w:pPr>
-        <w:widowControl/>
-        <w:jc w:val="left"/>
-      </w:pPr>
-    </w:p>
-    <w:p>
-      <w:pPr>
-        <w:widowControl/>
-        <w:jc w:val="left"/>
-      </w:pPr>
-    </w:p>
-    <w:p>
-      <w:pPr>
-        <w:widowControl/>
-        <w:jc w:val="left"/>
-      </w:pPr>
-    </w:p>
-    <w:p>
-      <w:pPr>
-        <w:widowControl/>
-        <w:jc w:val="left"/>
-      </w:pPr>
-    </w:p>
-    <w:p>
-      <w:pPr>
-        <w:widowControl/>
-        <w:jc w:val="left"/>
-      </w:pPr>
-    </w:p>
-    <w:p>
-      <w:pPr>
-        <w:widowControl/>
-        <w:jc w:val="left"/>
-      </w:pPr>
-    </w:p>
-    <w:p>
-      <w:pPr>
-        <w:widowControl/>
-        <w:jc w:val="left"/>
-      </w:pPr>
-    </w:p>
-    <w:p>
-      <w:pPr>
-        <w:widowControl/>
-        <w:jc w:val="left"/>
-      </w:pPr>
-    </w:p>
-    <w:p>
-      <w:pPr>
-        <w:widowControl/>
-        <w:jc w:val="left"/>
-      </w:pPr>
-    </w:p>
-    <w:p>
-      <w:pPr>
-        <w:widowControl/>
-        <w:jc w:val="left"/>
-      </w:pPr>
-    </w:p>
-    <w:p>
-      <w:pPr>
-        <w:widowControl/>
-        <w:jc w:val="left"/>
-      </w:pPr>
-    </w:p>
-    <w:p>
-      <w:pPr>
-        <w:widowControl/>
-        <w:jc w:val="left"/>
-      </w:pPr>
-    </w:p>
-    <w:p>
-      <w:pPr>
-        <w:widowControl/>
-        <w:jc w:val="left"/>
-      </w:pPr>
+        <w:t>{{ title }}</w:t>
+      </w:r>
+    </w:p>
+    <w:p>
+      <w:r>
+        <w:t>{{ body }}</w:t>
+      </w:r>
     </w:p>
     <w:p>
       <w:pPr>
@@ -224,36 +109,62 @@
           <w:rFonts w:hint="eastAsia"/>
         </w:rPr>
       </w:pPr>
+      <w:r>
+        <w:rPr>
+          <w:rFonts w:hint="eastAsia"/>
+        </w:rPr>
+        <w:t>［写真エリア］</w:t>
+      </w:r>
+    </w:p>
+    <w:p>
+      <w:pPr>
+        <w:widowControl/>
+        <w:jc w:val="left"/>
+        <w:rPr>
+          <w:sz w:val="28"/>
+          <w:szCs w:val="28"/>
+        </w:rPr>
+      </w:pPr>
+      <w:r>
+        <w:rPr>
+          <w:rFonts w:hint="eastAsia"/>
+          <w:sz w:val="28"/>
+          <w:szCs w:val="28"/>
+        </w:rPr>
+        <w:t>保護者の方へ</w:t>
+      </w:r>
     </w:p>
     <w:p>
       <w:pPr>
         <w:widowControl/>
         <w:jc w:val="left"/>
       </w:pPr>
-      <w:proofErr w:type="gramStart"/>
       <w:r>
         <w:t xml:space="preserve">{{ </w:t>
       </w:r>
       <w:proofErr w:type="spellStart"/>
       <w:r>
-        <w:t>parent</w:t>
-      </w:r>
-      <w:proofErr w:type="gramEnd"/>
-      <w:r>
-        <w:t>_</w:t>
-      </w:r>
-      <w:proofErr w:type="gramStart"/>
-      <w:r>
-        <w:t>note</w:t>
+        <w:t>parent_note</w:t>
       </w:r>
       <w:proofErr w:type="spellEnd"/>
       <w:r>
-        <w:t xml:space="preserve"> }</w:t>
-      </w:r>
-      <w:proofErr w:type="gramEnd"/>
-      <w:r>
-        <w:t>}</w:t>
-      </w:r>
+        <w:t xml:space="preserve"> }}</w:t>
+      </w:r>
+    </w:p>
+    <w:p>
+      <w:pPr>
+        <w:widowControl/>
+        <w:jc w:val="left"/>
+      </w:pPr>
+    </w:p>
+    <w:p>
+      <w:pPr>
+        <w:widowControl/>
+        <w:jc w:val="left"/>
+        <w:rPr>
+          <w:rFonts w:hint="eastAsia"/>
+        </w:rPr>
+      </w:pPr>
     </w:p>
     <w:sectPr>
       <w:pgSz w:w="16838" w:h="11906" w:orient="landscape"/>

--- a/templates/00_永嶋裕太テンプレート.docx
+++ b/templates/00_永嶋裕太テンプレート.docx
@@ -42,12 +42,12 @@
     </w:p>
     <w:p>
       <w:r>
-        <w:t xml:space="preserve">川崎市立野川中学校 3年3組 </w:t>
+        <w:t xml:space="preserve">川崎市立野川中学校 </w:t>
       </w:r>
     </w:p>
     <w:p>
       <w:r>
-        <w:t xml:space="preserve">学級通信 {{ subtitle }} </w:t>
+        <w:t xml:space="preserve">{{ subtitle }} </w:t>
       </w:r>
     </w:p>
     <w:p>
@@ -105,9 +105,6 @@
       <w:pPr>
         <w:widowControl/>
         <w:jc w:val="left"/>
-        <w:rPr>
-          <w:rFonts w:hint="eastAsia"/>
-        </w:rPr>
       </w:pPr>
       <w:r>
         <w:rPr>
@@ -120,18 +117,202 @@
       <w:pPr>
         <w:widowControl/>
         <w:jc w:val="left"/>
-        <w:rPr>
-          <w:sz w:val="28"/>
-          <w:szCs w:val="28"/>
-        </w:rPr>
       </w:pPr>
       <w:r>
         <w:rPr>
-          <w:rFonts w:hint="eastAsia"/>
-          <w:sz w:val="28"/>
-          <w:szCs w:val="28"/>
+          <w:noProof/>
+          <w:color w:val="000000" w:themeColor="text1"/>
         </w:rPr>
-        <w:t>保護者の方へ</w:t>
+        <mc:AlternateContent>
+          <mc:Choice Requires="wps">
+            <w:drawing>
+              <wp:inline distT="0" distB="0" distL="0" distR="0" wp14:anchorId="642D6D4D" wp14:editId="3DC70D99">
+                <wp:extent cx="4702628" cy="1638795"/>
+                <wp:effectExtent l="0" t="0" r="22225" b="19050"/>
+                <wp:docPr id="1563587599" name="四角形: 角を丸くする 1"/>
+                <wp:cNvGraphicFramePr/>
+                <a:graphic xmlns:a="http://schemas.openxmlformats.org/drawingml/2006/main">
+                  <a:graphicData uri="http://schemas.microsoft.com/office/word/2010/wordprocessingShape">
+                    <wps:wsp>
+                      <wps:cNvSpPr/>
+                      <wps:spPr>
+                        <a:xfrm>
+                          <a:off x="0" y="0"/>
+                          <a:ext cx="4702628" cy="1638795"/>
+                        </a:xfrm>
+                        <a:prstGeom prst="roundRect">
+                          <a:avLst>
+                            <a:gd name="adj" fmla="val 9326"/>
+                          </a:avLst>
+                        </a:prstGeom>
+                        <a:solidFill>
+                          <a:schemeClr val="accent4">
+                            <a:lumMod val="20000"/>
+                            <a:lumOff val="80000"/>
+                          </a:schemeClr>
+                        </a:solidFill>
+                        <a:ln>
+                          <a:solidFill>
+                            <a:schemeClr val="tx1"/>
+                          </a:solidFill>
+                        </a:ln>
+                      </wps:spPr>
+                      <wps:style>
+                        <a:lnRef idx="2">
+                          <a:schemeClr val="accent1">
+                            <a:shade val="15000"/>
+                          </a:schemeClr>
+                        </a:lnRef>
+                        <a:fillRef idx="1">
+                          <a:schemeClr val="accent1"/>
+                        </a:fillRef>
+                        <a:effectRef idx="0">
+                          <a:schemeClr val="accent1"/>
+                        </a:effectRef>
+                        <a:fontRef idx="minor">
+                          <a:schemeClr val="lt1"/>
+                        </a:fontRef>
+                      </wps:style>
+                      <wps:txbx>
+                        <w:txbxContent>
+                          <w:p>
+                            <w:pPr>
+                              <w:widowControl/>
+                              <w:jc w:val="left"/>
+                              <w:rPr>
+                                <w:color w:val="000000" w:themeColor="text1"/>
+                                <w:sz w:val="28"/>
+                                <w:szCs w:val="28"/>
+                              </w:rPr>
+                            </w:pPr>
+                            <w:r>
+                              <w:rPr>
+                                <w:rFonts w:hint="eastAsia"/>
+                                <w:color w:val="000000" w:themeColor="text1"/>
+                                <w:sz w:val="28"/>
+                                <w:szCs w:val="28"/>
+                              </w:rPr>
+                              <w:t>保護者の方へ</w:t>
+                            </w:r>
+                          </w:p>
+                          <w:p>
+                            <w:pPr>
+                              <w:widowControl/>
+                              <w:jc w:val="left"/>
+                              <w:rPr>
+                                <w:rFonts w:hint="eastAsia"/>
+                                <w:color w:val="000000" w:themeColor="text1"/>
+                              </w:rPr>
+                            </w:pPr>
+                            <w:r>
+                              <w:rPr>
+                                <w:color w:val="000000" w:themeColor="text1"/>
+                              </w:rPr>
+                              <w:t xml:space="preserve">{{ </w:t>
+                            </w:r>
+                            <w:proofErr w:type="spellStart"/>
+                            <w:r>
+                              <w:rPr>
+                                <w:color w:val="000000" w:themeColor="text1"/>
+                              </w:rPr>
+                              <w:t>parent_note</w:t>
+                            </w:r>
+                            <w:proofErr w:type="spellEnd"/>
+                            <w:r>
+                              <w:rPr>
+                                <w:color w:val="000000" w:themeColor="text1"/>
+                              </w:rPr>
+                              <w:t xml:space="preserve"> }}</w:t>
+                            </w:r>
+                          </w:p>
+                          <w:p>
+                            <w:pPr>
+                              <w:jc w:val="center"/>
+                            </w:pPr>
+                          </w:p>
+                        </w:txbxContent>
+                      </wps:txbx>
+                      <wps:bodyPr rot="0" spcFirstLastPara="0" vertOverflow="overflow" horzOverflow="overflow" vert="horz" wrap="square" lIns="91440" tIns="45720" rIns="91440" bIns="45720" numCol="1" spcCol="0" rtlCol="0" fromWordArt="0" anchor="ctr" anchorCtr="0" forceAA="0" compatLnSpc="1">
+                        <a:prstTxWarp prst="textNoShape">
+                          <a:avLst/>
+                        </a:prstTxWarp>
+                        <a:noAutofit/>
+                      </wps:bodyPr>
+                    </wps:wsp>
+                  </a:graphicData>
+                </a:graphic>
+              </wp:inline>
+            </w:drawing>
+          </mc:Choice>
+          <mc:Fallback>
+            <w:pict>
+              <v:roundrect w14:anchorId="642D6D4D" id="四角形: 角を丸くする 1" o:spid="_x0000_s1026" style="width:370.3pt;height:129.05pt;visibility:visible;mso-wrap-style:square;mso-left-percent:-10001;mso-top-percent:-10001;mso-position-horizontal:absolute;mso-position-horizontal-relative:char;mso-position-vertical:absolute;mso-position-vertical-relative:line;mso-left-percent:-10001;mso-top-percent:-10001;v-text-anchor:middle" arcsize="6111f" o:gfxdata="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" fillcolor="#fff2cc [663]" strokecolor="black [3213]" strokeweight="1pt">
+                <v:stroke joinstyle="miter"/>
+                <v:textbox>
+                  <w:txbxContent>
+                    <w:p>
+                      <w:pPr>
+                        <w:widowControl/>
+                        <w:jc w:val="left"/>
+                        <w:rPr>
+                          <w:color w:val="000000" w:themeColor="text1"/>
+                          <w:sz w:val="28"/>
+                          <w:szCs w:val="28"/>
+                        </w:rPr>
+                      </w:pPr>
+                      <w:r>
+                        <w:rPr>
+                          <w:rFonts w:hint="eastAsia"/>
+                          <w:color w:val="000000" w:themeColor="text1"/>
+                          <w:sz w:val="28"/>
+                          <w:szCs w:val="28"/>
+                        </w:rPr>
+                        <w:t>保護者の方へ</w:t>
+                      </w:r>
+                    </w:p>
+                    <w:p>
+                      <w:pPr>
+                        <w:widowControl/>
+                        <w:jc w:val="left"/>
+                        <w:rPr>
+                          <w:rFonts w:hint="eastAsia"/>
+                          <w:color w:val="000000" w:themeColor="text1"/>
+                        </w:rPr>
+                      </w:pPr>
+                      <w:r>
+                        <w:rPr>
+                          <w:color w:val="000000" w:themeColor="text1"/>
+                        </w:rPr>
+                        <w:t xml:space="preserve">{{ </w:t>
+                      </w:r>
+                      <w:proofErr w:type="spellStart"/>
+                      <w:r>
+                        <w:rPr>
+                          <w:color w:val="000000" w:themeColor="text1"/>
+                        </w:rPr>
+                        <w:t>parent_note</w:t>
+                      </w:r>
+                      <w:proofErr w:type="spellEnd"/>
+                      <w:r>
+                        <w:rPr>
+                          <w:color w:val="000000" w:themeColor="text1"/>
+                        </w:rPr>
+                        <w:t xml:space="preserve"> }}</w:t>
+                      </w:r>
+                    </w:p>
+                    <w:p>
+                      <w:pPr>
+                        <w:jc w:val="center"/>
+                      </w:pPr>
+                    </w:p>
+                  </w:txbxContent>
+                </v:textbox>
+                <w10:wrap anchorx="page" anchory="page"/>
+                <w10:anchorlock/>
+              </v:roundrect>
+            </w:pict>
+          </mc:Fallback>
+        </mc:AlternateContent>
       </w:r>
     </w:p>
     <w:p>
@@ -139,17 +320,6 @@
         <w:widowControl/>
         <w:jc w:val="left"/>
       </w:pPr>
-      <w:r>
-        <w:t xml:space="preserve">{{ </w:t>
-      </w:r>
-      <w:proofErr w:type="spellStart"/>
-      <w:r>
-        <w:t>parent_note</w:t>
-      </w:r>
-      <w:proofErr w:type="spellEnd"/>
-      <w:r>
-        <w:t xml:space="preserve"> }}</w:t>
-      </w:r>
     </w:p>
     <w:p>
       <w:pPr>
@@ -161,9 +331,6 @@
       <w:pPr>
         <w:widowControl/>
         <w:jc w:val="left"/>
-        <w:rPr>
-          <w:rFonts w:hint="eastAsia"/>
-        </w:rPr>
       </w:pPr>
     </w:p>
     <w:sectPr>

--- a/templates/00_永嶋裕太テンプレート.docx
+++ b/templates/00_永嶋裕太テンプレート.docx
@@ -200,7 +200,6 @@
                               <w:widowControl/>
                               <w:jc w:val="left"/>
                               <w:rPr>
-                                <w:rFonts w:hint="eastAsia"/>
                                 <w:color w:val="000000" w:themeColor="text1"/>
                               </w:rPr>
                             </w:pPr>
@@ -275,7 +274,6 @@
                         <w:widowControl/>
                         <w:jc w:val="left"/>
                         <w:rPr>
-                          <w:rFonts w:hint="eastAsia"/>
                           <w:color w:val="000000" w:themeColor="text1"/>
                         </w:rPr>
                       </w:pPr>
@@ -326,6 +324,42 @@
         <w:widowControl/>
         <w:jc w:val="left"/>
       </w:pPr>
+      <w:r>
+        <w:t>| 曜日 | 1限 | 2限 | 3限 | 4限 | 5限 | 6限 |</w:t>
+      </w:r>
+    </w:p>
+    <w:p>
+      <w:pPr>
+        <w:widowControl/>
+        <w:jc w:val="left"/>
+      </w:pPr>
+      <w:r>
+        <w:t xml:space="preserve">{%tr for day, subjects in </w:t>
+      </w:r>
+      <w:proofErr w:type="spellStart"/>
+      <w:r>
+        <w:t>timetable.items</w:t>
+      </w:r>
+      <w:proofErr w:type="spellEnd"/>
+      <w:r>
+        <w:t xml:space="preserve">() %} | {{ day }} | {%tr for sub in subjects %}{{ sub }} {%tr </w:t>
+      </w:r>
+      <w:proofErr w:type="spellStart"/>
+      <w:r>
+        <w:t>endfor</w:t>
+      </w:r>
+      <w:proofErr w:type="spellEnd"/>
+      <w:r>
+        <w:t xml:space="preserve"> %} | {%tr </w:t>
+      </w:r>
+      <w:proofErr w:type="spellStart"/>
+      <w:r>
+        <w:t>endfor</w:t>
+      </w:r>
+      <w:proofErr w:type="spellEnd"/>
+      <w:r>
+        <w:t xml:space="preserve"> %}</w:t>
+      </w:r>
     </w:p>
     <w:p>
       <w:pPr>
@@ -988,7 +1022,6 @@
   <w:style w:type="character" w:default="1" w:styleId="a0">
     <w:name w:val="Default Paragraph Font"/>
     <w:uiPriority w:val="1"/>
-    <w:semiHidden/>
     <w:unhideWhenUsed/>
   </w:style>
   <w:style w:type="table" w:default="1" w:styleId="a1">

--- a/templates/00_永嶋裕太テンプレート.docx
+++ b/templates/00_永嶋裕太テンプレート.docx
@@ -57,15 +57,7 @@
     </w:p>
     <w:p>
       <w:r>
-        <w:t xml:space="preserve"> {{ </w:t>
-      </w:r>
-      <w:proofErr w:type="spellStart"/>
-      <w:r>
-        <w:t>date_str</w:t>
-      </w:r>
-      <w:proofErr w:type="spellEnd"/>
-      <w:r>
-        <w:t xml:space="preserve"> }}</w:t>
+        <w:t xml:space="preserve"> {{ date_str }}</w:t>
       </w:r>
     </w:p>
     <w:p/>
@@ -207,21 +199,7 @@
                               <w:rPr>
                                 <w:color w:val="000000" w:themeColor="text1"/>
                               </w:rPr>
-                              <w:t xml:space="preserve">{{ </w:t>
-                            </w:r>
-                            <w:proofErr w:type="spellStart"/>
-                            <w:r>
-                              <w:rPr>
-                                <w:color w:val="000000" w:themeColor="text1"/>
-                              </w:rPr>
-                              <w:t>parent_note</w:t>
-                            </w:r>
-                            <w:proofErr w:type="spellEnd"/>
-                            <w:r>
-                              <w:rPr>
-                                <w:color w:val="000000" w:themeColor="text1"/>
-                              </w:rPr>
-                              <w:t xml:space="preserve"> }}</w:t>
+                              <w:t>{{ parent_note }}</w:t>
                             </w:r>
                           </w:p>
                           <w:p>
@@ -281,21 +259,7 @@
                         <w:rPr>
                           <w:color w:val="000000" w:themeColor="text1"/>
                         </w:rPr>
-                        <w:t xml:space="preserve">{{ </w:t>
-                      </w:r>
-                      <w:proofErr w:type="spellStart"/>
-                      <w:r>
-                        <w:rPr>
-                          <w:color w:val="000000" w:themeColor="text1"/>
-                        </w:rPr>
-                        <w:t>parent_note</w:t>
-                      </w:r>
-                      <w:proofErr w:type="spellEnd"/>
-                      <w:r>
-                        <w:rPr>
-                          <w:color w:val="000000" w:themeColor="text1"/>
-                        </w:rPr>
-                        <w:t xml:space="preserve"> }}</w:t>
+                        <w:t>{{ parent_note }}</w:t>
                       </w:r>
                     </w:p>
                     <w:p>
@@ -334,31 +298,7 @@
         <w:jc w:val="left"/>
       </w:pPr>
       <w:r>
-        <w:t xml:space="preserve">{%tr for day, subjects in </w:t>
-      </w:r>
-      <w:proofErr w:type="spellStart"/>
-      <w:r>
-        <w:t>timetable.items</w:t>
-      </w:r>
-      <w:proofErr w:type="spellEnd"/>
-      <w:r>
-        <w:t xml:space="preserve">() %} | {{ day }} | {%tr for sub in subjects %}{{ sub }} {%tr </w:t>
-      </w:r>
-      <w:proofErr w:type="spellStart"/>
-      <w:r>
-        <w:t>endfor</w:t>
-      </w:r>
-      <w:proofErr w:type="spellEnd"/>
-      <w:r>
-        <w:t xml:space="preserve"> %} | {%tr </w:t>
-      </w:r>
-      <w:proofErr w:type="spellStart"/>
-      <w:r>
-        <w:t>endfor</w:t>
-      </w:r>
-      <w:proofErr w:type="spellEnd"/>
-      <w:r>
-        <w:t xml:space="preserve"> %}</w:t>
+        <w:t>{% for day_key, schedule in [('mon', mon), ('tue', tue), ('wed', wed), ('thu', thu), ('fri', fri)] %}{{ day_key }}</w:t>
       </w:r>
     </w:p>
     <w:p>
@@ -366,6 +306,18 @@
         <w:widowControl/>
         <w:jc w:val="left"/>
       </w:pPr>
+      <w:r>
+        <w:t>{{ schedule.periods[0] }} 〜 {{ schedule.periods[5] }}</w:t>
+      </w:r>
+    </w:p>
+    <w:p>
+      <w:pPr>
+        <w:widowControl/>
+        <w:jc w:val="left"/>
+      </w:pPr>
+      <w:r>
+        <w:t>{% endfor %}</w:t>
+      </w:r>
     </w:p>
     <w:sectPr>
       <w:pgSz w:w="16838" w:h="11906" w:orient="landscape"/>

--- a/templates/00_永嶋裕太テンプレート.docx
+++ b/templates/00_永嶋裕太テンプレート.docx
@@ -57,7 +57,15 @@
     </w:p>
     <w:p>
       <w:r>
-        <w:t xml:space="preserve"> {{ date_str }}</w:t>
+        <w:t xml:space="preserve"> {{ </w:t>
+      </w:r>
+      <w:proofErr w:type="spellStart"/>
+      <w:r>
+        <w:t>date_str</w:t>
+      </w:r>
+      <w:proofErr w:type="spellEnd"/>
+      <w:r>
+        <w:t xml:space="preserve"> }}</w:t>
       </w:r>
     </w:p>
     <w:p/>
@@ -199,7 +207,21 @@
                               <w:rPr>
                                 <w:color w:val="000000" w:themeColor="text1"/>
                               </w:rPr>
-                              <w:t>{{ parent_note }}</w:t>
+                              <w:t xml:space="preserve">{{ </w:t>
+                            </w:r>
+                            <w:proofErr w:type="spellStart"/>
+                            <w:r>
+                              <w:rPr>
+                                <w:color w:val="000000" w:themeColor="text1"/>
+                              </w:rPr>
+                              <w:t>parent_note</w:t>
+                            </w:r>
+                            <w:proofErr w:type="spellEnd"/>
+                            <w:r>
+                              <w:rPr>
+                                <w:color w:val="000000" w:themeColor="text1"/>
+                              </w:rPr>
+                              <w:t xml:space="preserve"> }}</w:t>
                             </w:r>
                           </w:p>
                           <w:p>
@@ -259,7 +281,21 @@
                         <w:rPr>
                           <w:color w:val="000000" w:themeColor="text1"/>
                         </w:rPr>
-                        <w:t>{{ parent_note }}</w:t>
+                        <w:t xml:space="preserve">{{ </w:t>
+                      </w:r>
+                      <w:proofErr w:type="spellStart"/>
+                      <w:r>
+                        <w:rPr>
+                          <w:color w:val="000000" w:themeColor="text1"/>
+                        </w:rPr>
+                        <w:t>parent_note</w:t>
+                      </w:r>
+                      <w:proofErr w:type="spellEnd"/>
+                      <w:r>
+                        <w:rPr>
+                          <w:color w:val="000000" w:themeColor="text1"/>
+                        </w:rPr>
+                        <w:t xml:space="preserve"> }}</w:t>
                       </w:r>
                     </w:p>
                     <w:p>
@@ -283,41 +319,1608 @@
         <w:jc w:val="left"/>
       </w:pPr>
     </w:p>
+    <w:tbl>
+      <w:tblPr>
+        <w:tblW w:w="0" w:type="auto"/>
+        <w:tblCellSpacing w:w="15" w:type="dxa"/>
+        <w:tblCellMar>
+          <w:top w:w="15" w:type="dxa"/>
+          <w:left w:w="15" w:type="dxa"/>
+          <w:bottom w:w="15" w:type="dxa"/>
+          <w:right w:w="15" w:type="dxa"/>
+        </w:tblCellMar>
+        <w:tblLook w:val="04A0" w:firstRow="1" w:lastRow="0" w:firstColumn="1" w:lastColumn="0" w:noHBand="0" w:noVBand="1"/>
+      </w:tblPr>
+      <w:tblGrid>
+        <w:gridCol w:w="574"/>
+        <w:gridCol w:w="35"/>
+        <w:gridCol w:w="1116"/>
+        <w:gridCol w:w="1146"/>
+        <w:gridCol w:w="1146"/>
+        <w:gridCol w:w="1146"/>
+        <w:gridCol w:w="1146"/>
+        <w:gridCol w:w="1161"/>
+      </w:tblGrid>
+      <w:tr>
+        <w:trPr>
+          <w:trHeight w:val="395"/>
+          <w:tblHeader/>
+          <w:tblCellSpacing w:w="15" w:type="dxa"/>
+        </w:trPr>
+        <w:tc>
+          <w:tcPr>
+            <w:tcW w:w="1081" w:type="dxa"/>
+            <w:gridSpan w:val="2"/>
+            <w:tcBorders>
+              <w:top w:val="single" w:sz="6" w:space="0" w:color="C4C7C5"/>
+              <w:left w:val="single" w:sz="6" w:space="0" w:color="C4C7C5"/>
+              <w:bottom w:val="single" w:sz="6" w:space="0" w:color="C4C7C5"/>
+              <w:right w:val="single" w:sz="6" w:space="0" w:color="C4C7C5"/>
+            </w:tcBorders>
+            <w:tcMar>
+              <w:top w:w="120" w:type="dxa"/>
+              <w:left w:w="180" w:type="dxa"/>
+              <w:bottom w:w="120" w:type="dxa"/>
+              <w:right w:w="180" w:type="dxa"/>
+            </w:tcMar>
+            <w:vAlign w:val="center"/>
+            <w:hideMark/>
+          </w:tcPr>
+          <w:p>
+            <w:pPr>
+              <w:widowControl/>
+              <w:jc w:val="left"/>
+              <w:rPr>
+                <w:sz w:val="14"/>
+                <w:szCs w:val="16"/>
+              </w:rPr>
+            </w:pPr>
+            <w:r>
+              <w:rPr>
+                <w:b/>
+                <w:bCs/>
+                <w:sz w:val="14"/>
+                <w:szCs w:val="16"/>
+              </w:rPr>
+              <w:t>曜日</w:t>
+            </w:r>
+          </w:p>
+        </w:tc>
+        <w:tc>
+          <w:tcPr>
+            <w:tcW w:w="564" w:type="dxa"/>
+            <w:tcBorders>
+              <w:top w:val="single" w:sz="6" w:space="0" w:color="C4C7C5"/>
+              <w:left w:val="single" w:sz="6" w:space="0" w:color="C4C7C5"/>
+              <w:bottom w:val="single" w:sz="6" w:space="0" w:color="C4C7C5"/>
+              <w:right w:val="single" w:sz="6" w:space="0" w:color="C4C7C5"/>
+            </w:tcBorders>
+            <w:tcMar>
+              <w:top w:w="120" w:type="dxa"/>
+              <w:left w:w="180" w:type="dxa"/>
+              <w:bottom w:w="120" w:type="dxa"/>
+              <w:right w:w="180" w:type="dxa"/>
+            </w:tcMar>
+            <w:vAlign w:val="center"/>
+            <w:hideMark/>
+          </w:tcPr>
+          <w:p>
+            <w:pPr>
+              <w:widowControl/>
+              <w:jc w:val="left"/>
+              <w:rPr>
+                <w:sz w:val="14"/>
+                <w:szCs w:val="16"/>
+              </w:rPr>
+            </w:pPr>
+            <w:r>
+              <w:rPr>
+                <w:b/>
+                <w:bCs/>
+                <w:sz w:val="14"/>
+                <w:szCs w:val="16"/>
+              </w:rPr>
+              <w:t>1限</w:t>
+            </w:r>
+          </w:p>
+        </w:tc>
+        <w:tc>
+          <w:tcPr>
+            <w:tcW w:w="0" w:type="auto"/>
+            <w:tcBorders>
+              <w:top w:val="single" w:sz="6" w:space="0" w:color="C4C7C5"/>
+              <w:left w:val="single" w:sz="6" w:space="0" w:color="C4C7C5"/>
+              <w:bottom w:val="single" w:sz="6" w:space="0" w:color="C4C7C5"/>
+              <w:right w:val="single" w:sz="6" w:space="0" w:color="C4C7C5"/>
+            </w:tcBorders>
+            <w:tcMar>
+              <w:top w:w="120" w:type="dxa"/>
+              <w:left w:w="180" w:type="dxa"/>
+              <w:bottom w:w="120" w:type="dxa"/>
+              <w:right w:w="180" w:type="dxa"/>
+            </w:tcMar>
+            <w:vAlign w:val="center"/>
+            <w:hideMark/>
+          </w:tcPr>
+          <w:p>
+            <w:pPr>
+              <w:widowControl/>
+              <w:jc w:val="left"/>
+              <w:rPr>
+                <w:sz w:val="14"/>
+                <w:szCs w:val="16"/>
+              </w:rPr>
+            </w:pPr>
+            <w:r>
+              <w:rPr>
+                <w:b/>
+                <w:bCs/>
+                <w:sz w:val="14"/>
+                <w:szCs w:val="16"/>
+              </w:rPr>
+              <w:t>2限</w:t>
+            </w:r>
+          </w:p>
+        </w:tc>
+        <w:tc>
+          <w:tcPr>
+            <w:tcW w:w="0" w:type="auto"/>
+            <w:tcBorders>
+              <w:top w:val="single" w:sz="6" w:space="0" w:color="C4C7C5"/>
+              <w:left w:val="single" w:sz="6" w:space="0" w:color="C4C7C5"/>
+              <w:bottom w:val="single" w:sz="6" w:space="0" w:color="C4C7C5"/>
+              <w:right w:val="single" w:sz="6" w:space="0" w:color="C4C7C5"/>
+            </w:tcBorders>
+            <w:tcMar>
+              <w:top w:w="120" w:type="dxa"/>
+              <w:left w:w="180" w:type="dxa"/>
+              <w:bottom w:w="120" w:type="dxa"/>
+              <w:right w:w="180" w:type="dxa"/>
+            </w:tcMar>
+            <w:vAlign w:val="center"/>
+            <w:hideMark/>
+          </w:tcPr>
+          <w:p>
+            <w:pPr>
+              <w:widowControl/>
+              <w:jc w:val="left"/>
+              <w:rPr>
+                <w:sz w:val="14"/>
+                <w:szCs w:val="16"/>
+              </w:rPr>
+            </w:pPr>
+            <w:r>
+              <w:rPr>
+                <w:b/>
+                <w:bCs/>
+                <w:sz w:val="14"/>
+                <w:szCs w:val="16"/>
+              </w:rPr>
+              <w:t>3限</w:t>
+            </w:r>
+          </w:p>
+        </w:tc>
+        <w:tc>
+          <w:tcPr>
+            <w:tcW w:w="0" w:type="auto"/>
+            <w:tcBorders>
+              <w:top w:val="single" w:sz="6" w:space="0" w:color="C4C7C5"/>
+              <w:left w:val="single" w:sz="6" w:space="0" w:color="C4C7C5"/>
+              <w:bottom w:val="single" w:sz="6" w:space="0" w:color="C4C7C5"/>
+              <w:right w:val="single" w:sz="6" w:space="0" w:color="C4C7C5"/>
+            </w:tcBorders>
+            <w:tcMar>
+              <w:top w:w="120" w:type="dxa"/>
+              <w:left w:w="180" w:type="dxa"/>
+              <w:bottom w:w="120" w:type="dxa"/>
+              <w:right w:w="180" w:type="dxa"/>
+            </w:tcMar>
+            <w:vAlign w:val="center"/>
+            <w:hideMark/>
+          </w:tcPr>
+          <w:p>
+            <w:pPr>
+              <w:widowControl/>
+              <w:jc w:val="left"/>
+              <w:rPr>
+                <w:sz w:val="14"/>
+                <w:szCs w:val="16"/>
+              </w:rPr>
+            </w:pPr>
+            <w:r>
+              <w:rPr>
+                <w:b/>
+                <w:bCs/>
+                <w:sz w:val="14"/>
+                <w:szCs w:val="16"/>
+              </w:rPr>
+              <w:t>4限</w:t>
+            </w:r>
+          </w:p>
+        </w:tc>
+        <w:tc>
+          <w:tcPr>
+            <w:tcW w:w="0" w:type="auto"/>
+            <w:tcBorders>
+              <w:top w:val="single" w:sz="6" w:space="0" w:color="C4C7C5"/>
+              <w:left w:val="single" w:sz="6" w:space="0" w:color="C4C7C5"/>
+              <w:bottom w:val="single" w:sz="6" w:space="0" w:color="C4C7C5"/>
+              <w:right w:val="single" w:sz="6" w:space="0" w:color="C4C7C5"/>
+            </w:tcBorders>
+            <w:tcMar>
+              <w:top w:w="120" w:type="dxa"/>
+              <w:left w:w="180" w:type="dxa"/>
+              <w:bottom w:w="120" w:type="dxa"/>
+              <w:right w:w="180" w:type="dxa"/>
+            </w:tcMar>
+            <w:vAlign w:val="center"/>
+            <w:hideMark/>
+          </w:tcPr>
+          <w:p>
+            <w:pPr>
+              <w:widowControl/>
+              <w:jc w:val="left"/>
+              <w:rPr>
+                <w:sz w:val="14"/>
+                <w:szCs w:val="16"/>
+              </w:rPr>
+            </w:pPr>
+            <w:r>
+              <w:rPr>
+                <w:b/>
+                <w:bCs/>
+                <w:sz w:val="14"/>
+                <w:szCs w:val="16"/>
+              </w:rPr>
+              <w:t>5限</w:t>
+            </w:r>
+          </w:p>
+        </w:tc>
+        <w:tc>
+          <w:tcPr>
+            <w:tcW w:w="0" w:type="auto"/>
+            <w:tcBorders>
+              <w:top w:val="single" w:sz="6" w:space="0" w:color="C4C7C5"/>
+              <w:left w:val="single" w:sz="6" w:space="0" w:color="C4C7C5"/>
+              <w:bottom w:val="single" w:sz="6" w:space="0" w:color="C4C7C5"/>
+              <w:right w:val="single" w:sz="6" w:space="0" w:color="C4C7C5"/>
+            </w:tcBorders>
+            <w:tcMar>
+              <w:top w:w="120" w:type="dxa"/>
+              <w:left w:w="180" w:type="dxa"/>
+              <w:bottom w:w="120" w:type="dxa"/>
+              <w:right w:w="180" w:type="dxa"/>
+            </w:tcMar>
+            <w:vAlign w:val="center"/>
+            <w:hideMark/>
+          </w:tcPr>
+          <w:p>
+            <w:pPr>
+              <w:widowControl/>
+              <w:jc w:val="left"/>
+              <w:rPr>
+                <w:sz w:val="14"/>
+                <w:szCs w:val="16"/>
+              </w:rPr>
+            </w:pPr>
+            <w:r>
+              <w:rPr>
+                <w:b/>
+                <w:bCs/>
+                <w:sz w:val="14"/>
+                <w:szCs w:val="16"/>
+              </w:rPr>
+              <w:t>6限</w:t>
+            </w:r>
+          </w:p>
+        </w:tc>
+      </w:tr>
+      <w:tr>
+        <w:trPr>
+          <w:tblCellSpacing w:w="15" w:type="dxa"/>
+        </w:trPr>
+        <w:tc>
+          <w:tcPr>
+            <w:tcW w:w="0" w:type="auto"/>
+            <w:tcBorders>
+              <w:top w:val="single" w:sz="6" w:space="0" w:color="C4C7C5"/>
+              <w:left w:val="single" w:sz="6" w:space="0" w:color="C4C7C5"/>
+              <w:bottom w:val="single" w:sz="6" w:space="0" w:color="C4C7C5"/>
+              <w:right w:val="single" w:sz="6" w:space="0" w:color="C4C7C5"/>
+            </w:tcBorders>
+            <w:tcMar>
+              <w:top w:w="120" w:type="dxa"/>
+              <w:left w:w="180" w:type="dxa"/>
+              <w:bottom w:w="120" w:type="dxa"/>
+              <w:right w:w="180" w:type="dxa"/>
+            </w:tcMar>
+            <w:vAlign w:val="center"/>
+            <w:hideMark/>
+          </w:tcPr>
+          <w:p>
+            <w:pPr>
+              <w:widowControl/>
+              <w:jc w:val="left"/>
+              <w:rPr>
+                <w:sz w:val="14"/>
+                <w:szCs w:val="16"/>
+              </w:rPr>
+            </w:pPr>
+            <w:r>
+              <w:rPr>
+                <w:b/>
+                <w:bCs/>
+                <w:sz w:val="14"/>
+                <w:szCs w:val="16"/>
+              </w:rPr>
+              <w:t>月曜</w:t>
+            </w:r>
+          </w:p>
+        </w:tc>
+        <w:tc>
+          <w:tcPr>
+            <w:tcW w:w="0" w:type="auto"/>
+            <w:gridSpan w:val="2"/>
+            <w:tcBorders>
+              <w:top w:val="single" w:sz="6" w:space="0" w:color="C4C7C5"/>
+              <w:left w:val="single" w:sz="6" w:space="0" w:color="C4C7C5"/>
+              <w:bottom w:val="single" w:sz="6" w:space="0" w:color="C4C7C5"/>
+              <w:right w:val="single" w:sz="6" w:space="0" w:color="C4C7C5"/>
+            </w:tcBorders>
+            <w:tcMar>
+              <w:top w:w="120" w:type="dxa"/>
+              <w:left w:w="180" w:type="dxa"/>
+              <w:bottom w:w="120" w:type="dxa"/>
+              <w:right w:w="180" w:type="dxa"/>
+            </w:tcMar>
+            <w:vAlign w:val="center"/>
+            <w:hideMark/>
+          </w:tcPr>
+          <w:p>
+            <w:pPr>
+              <w:widowControl/>
+              <w:jc w:val="left"/>
+              <w:rPr>
+                <w:sz w:val="14"/>
+                <w:szCs w:val="16"/>
+              </w:rPr>
+            </w:pPr>
+            <w:r>
+              <w:rPr>
+                <w:sz w:val="14"/>
+                <w:szCs w:val="16"/>
+              </w:rPr>
+              <w:t>{{ mon_1 }}</w:t>
+            </w:r>
+          </w:p>
+        </w:tc>
+        <w:tc>
+          <w:tcPr>
+            <w:tcW w:w="0" w:type="auto"/>
+            <w:tcBorders>
+              <w:top w:val="single" w:sz="6" w:space="0" w:color="C4C7C5"/>
+              <w:left w:val="single" w:sz="6" w:space="0" w:color="C4C7C5"/>
+              <w:bottom w:val="single" w:sz="6" w:space="0" w:color="C4C7C5"/>
+              <w:right w:val="single" w:sz="6" w:space="0" w:color="C4C7C5"/>
+            </w:tcBorders>
+            <w:tcMar>
+              <w:top w:w="120" w:type="dxa"/>
+              <w:left w:w="180" w:type="dxa"/>
+              <w:bottom w:w="120" w:type="dxa"/>
+              <w:right w:w="180" w:type="dxa"/>
+            </w:tcMar>
+            <w:vAlign w:val="center"/>
+            <w:hideMark/>
+          </w:tcPr>
+          <w:p>
+            <w:pPr>
+              <w:widowControl/>
+              <w:jc w:val="left"/>
+              <w:rPr>
+                <w:sz w:val="14"/>
+                <w:szCs w:val="16"/>
+              </w:rPr>
+            </w:pPr>
+            <w:r>
+              <w:rPr>
+                <w:sz w:val="14"/>
+                <w:szCs w:val="16"/>
+              </w:rPr>
+              <w:t>{{ mon_2 }}</w:t>
+            </w:r>
+          </w:p>
+        </w:tc>
+        <w:tc>
+          <w:tcPr>
+            <w:tcW w:w="0" w:type="auto"/>
+            <w:tcBorders>
+              <w:top w:val="single" w:sz="6" w:space="0" w:color="C4C7C5"/>
+              <w:left w:val="single" w:sz="6" w:space="0" w:color="C4C7C5"/>
+              <w:bottom w:val="single" w:sz="6" w:space="0" w:color="C4C7C5"/>
+              <w:right w:val="single" w:sz="6" w:space="0" w:color="C4C7C5"/>
+            </w:tcBorders>
+            <w:tcMar>
+              <w:top w:w="120" w:type="dxa"/>
+              <w:left w:w="180" w:type="dxa"/>
+              <w:bottom w:w="120" w:type="dxa"/>
+              <w:right w:w="180" w:type="dxa"/>
+            </w:tcMar>
+            <w:vAlign w:val="center"/>
+            <w:hideMark/>
+          </w:tcPr>
+          <w:p>
+            <w:pPr>
+              <w:widowControl/>
+              <w:jc w:val="left"/>
+              <w:rPr>
+                <w:sz w:val="14"/>
+                <w:szCs w:val="16"/>
+              </w:rPr>
+            </w:pPr>
+            <w:r>
+              <w:rPr>
+                <w:sz w:val="14"/>
+                <w:szCs w:val="16"/>
+              </w:rPr>
+              <w:t>{{ mon_3 }}</w:t>
+            </w:r>
+          </w:p>
+        </w:tc>
+        <w:tc>
+          <w:tcPr>
+            <w:tcW w:w="0" w:type="auto"/>
+            <w:tcBorders>
+              <w:top w:val="single" w:sz="6" w:space="0" w:color="C4C7C5"/>
+              <w:left w:val="single" w:sz="6" w:space="0" w:color="C4C7C5"/>
+              <w:bottom w:val="single" w:sz="6" w:space="0" w:color="C4C7C5"/>
+              <w:right w:val="single" w:sz="6" w:space="0" w:color="C4C7C5"/>
+            </w:tcBorders>
+            <w:tcMar>
+              <w:top w:w="120" w:type="dxa"/>
+              <w:left w:w="180" w:type="dxa"/>
+              <w:bottom w:w="120" w:type="dxa"/>
+              <w:right w:w="180" w:type="dxa"/>
+            </w:tcMar>
+            <w:vAlign w:val="center"/>
+            <w:hideMark/>
+          </w:tcPr>
+          <w:p>
+            <w:pPr>
+              <w:widowControl/>
+              <w:jc w:val="left"/>
+              <w:rPr>
+                <w:sz w:val="14"/>
+                <w:szCs w:val="16"/>
+              </w:rPr>
+            </w:pPr>
+            <w:r>
+              <w:rPr>
+                <w:sz w:val="14"/>
+                <w:szCs w:val="16"/>
+              </w:rPr>
+              <w:t>{{ mon_4 }}</w:t>
+            </w:r>
+          </w:p>
+        </w:tc>
+        <w:tc>
+          <w:tcPr>
+            <w:tcW w:w="0" w:type="auto"/>
+            <w:tcBorders>
+              <w:top w:val="single" w:sz="6" w:space="0" w:color="C4C7C5"/>
+              <w:left w:val="single" w:sz="6" w:space="0" w:color="C4C7C5"/>
+              <w:bottom w:val="single" w:sz="6" w:space="0" w:color="C4C7C5"/>
+              <w:right w:val="single" w:sz="6" w:space="0" w:color="C4C7C5"/>
+            </w:tcBorders>
+            <w:tcMar>
+              <w:top w:w="120" w:type="dxa"/>
+              <w:left w:w="180" w:type="dxa"/>
+              <w:bottom w:w="120" w:type="dxa"/>
+              <w:right w:w="180" w:type="dxa"/>
+            </w:tcMar>
+            <w:vAlign w:val="center"/>
+            <w:hideMark/>
+          </w:tcPr>
+          <w:p>
+            <w:pPr>
+              <w:widowControl/>
+              <w:jc w:val="left"/>
+              <w:rPr>
+                <w:sz w:val="14"/>
+                <w:szCs w:val="16"/>
+              </w:rPr>
+            </w:pPr>
+            <w:r>
+              <w:rPr>
+                <w:sz w:val="14"/>
+                <w:szCs w:val="16"/>
+              </w:rPr>
+              <w:t>{{ mon_5 }}</w:t>
+            </w:r>
+          </w:p>
+        </w:tc>
+        <w:tc>
+          <w:tcPr>
+            <w:tcW w:w="0" w:type="auto"/>
+            <w:tcBorders>
+              <w:top w:val="single" w:sz="6" w:space="0" w:color="C4C7C5"/>
+              <w:left w:val="single" w:sz="6" w:space="0" w:color="C4C7C5"/>
+              <w:bottom w:val="single" w:sz="6" w:space="0" w:color="C4C7C5"/>
+              <w:right w:val="single" w:sz="6" w:space="0" w:color="C4C7C5"/>
+            </w:tcBorders>
+            <w:tcMar>
+              <w:top w:w="120" w:type="dxa"/>
+              <w:left w:w="180" w:type="dxa"/>
+              <w:bottom w:w="120" w:type="dxa"/>
+              <w:right w:w="180" w:type="dxa"/>
+            </w:tcMar>
+            <w:vAlign w:val="center"/>
+            <w:hideMark/>
+          </w:tcPr>
+          <w:p>
+            <w:pPr>
+              <w:widowControl/>
+              <w:jc w:val="left"/>
+              <w:rPr>
+                <w:sz w:val="14"/>
+                <w:szCs w:val="16"/>
+              </w:rPr>
+            </w:pPr>
+            <w:r>
+              <w:rPr>
+                <w:sz w:val="14"/>
+                <w:szCs w:val="16"/>
+              </w:rPr>
+              <w:t>{{ mon_6 }}</w:t>
+            </w:r>
+          </w:p>
+        </w:tc>
+      </w:tr>
+      <w:tr>
+        <w:trPr>
+          <w:tblCellSpacing w:w="15" w:type="dxa"/>
+        </w:trPr>
+        <w:tc>
+          <w:tcPr>
+            <w:tcW w:w="0" w:type="auto"/>
+            <w:tcBorders>
+              <w:top w:val="single" w:sz="6" w:space="0" w:color="C4C7C5"/>
+              <w:left w:val="single" w:sz="6" w:space="0" w:color="C4C7C5"/>
+              <w:bottom w:val="single" w:sz="6" w:space="0" w:color="C4C7C5"/>
+              <w:right w:val="single" w:sz="6" w:space="0" w:color="C4C7C5"/>
+            </w:tcBorders>
+            <w:tcMar>
+              <w:top w:w="120" w:type="dxa"/>
+              <w:left w:w="180" w:type="dxa"/>
+              <w:bottom w:w="120" w:type="dxa"/>
+              <w:right w:w="180" w:type="dxa"/>
+            </w:tcMar>
+            <w:vAlign w:val="center"/>
+            <w:hideMark/>
+          </w:tcPr>
+          <w:p>
+            <w:pPr>
+              <w:widowControl/>
+              <w:jc w:val="left"/>
+              <w:rPr>
+                <w:sz w:val="14"/>
+                <w:szCs w:val="16"/>
+              </w:rPr>
+            </w:pPr>
+            <w:r>
+              <w:rPr>
+                <w:b/>
+                <w:bCs/>
+                <w:sz w:val="14"/>
+                <w:szCs w:val="16"/>
+              </w:rPr>
+              <w:t>火曜</w:t>
+            </w:r>
+          </w:p>
+        </w:tc>
+        <w:tc>
+          <w:tcPr>
+            <w:tcW w:w="0" w:type="auto"/>
+            <w:gridSpan w:val="2"/>
+            <w:tcBorders>
+              <w:top w:val="single" w:sz="6" w:space="0" w:color="C4C7C5"/>
+              <w:left w:val="single" w:sz="6" w:space="0" w:color="C4C7C5"/>
+              <w:bottom w:val="single" w:sz="6" w:space="0" w:color="C4C7C5"/>
+              <w:right w:val="single" w:sz="6" w:space="0" w:color="C4C7C5"/>
+            </w:tcBorders>
+            <w:tcMar>
+              <w:top w:w="120" w:type="dxa"/>
+              <w:left w:w="180" w:type="dxa"/>
+              <w:bottom w:w="120" w:type="dxa"/>
+              <w:right w:w="180" w:type="dxa"/>
+            </w:tcMar>
+            <w:vAlign w:val="center"/>
+            <w:hideMark/>
+          </w:tcPr>
+          <w:p>
+            <w:pPr>
+              <w:widowControl/>
+              <w:jc w:val="left"/>
+              <w:rPr>
+                <w:sz w:val="14"/>
+                <w:szCs w:val="16"/>
+              </w:rPr>
+            </w:pPr>
+            <w:r>
+              <w:rPr>
+                <w:sz w:val="14"/>
+                <w:szCs w:val="16"/>
+              </w:rPr>
+              <w:t>{{ tue_1 }}</w:t>
+            </w:r>
+          </w:p>
+        </w:tc>
+        <w:tc>
+          <w:tcPr>
+            <w:tcW w:w="0" w:type="auto"/>
+            <w:tcBorders>
+              <w:top w:val="single" w:sz="6" w:space="0" w:color="C4C7C5"/>
+              <w:left w:val="single" w:sz="6" w:space="0" w:color="C4C7C5"/>
+              <w:bottom w:val="single" w:sz="6" w:space="0" w:color="C4C7C5"/>
+              <w:right w:val="single" w:sz="6" w:space="0" w:color="C4C7C5"/>
+            </w:tcBorders>
+            <w:tcMar>
+              <w:top w:w="120" w:type="dxa"/>
+              <w:left w:w="180" w:type="dxa"/>
+              <w:bottom w:w="120" w:type="dxa"/>
+              <w:right w:w="180" w:type="dxa"/>
+            </w:tcMar>
+            <w:vAlign w:val="center"/>
+            <w:hideMark/>
+          </w:tcPr>
+          <w:p>
+            <w:pPr>
+              <w:widowControl/>
+              <w:jc w:val="left"/>
+              <w:rPr>
+                <w:sz w:val="14"/>
+                <w:szCs w:val="16"/>
+              </w:rPr>
+            </w:pPr>
+            <w:r>
+              <w:rPr>
+                <w:sz w:val="14"/>
+                <w:szCs w:val="16"/>
+              </w:rPr>
+              <w:t>{{ tue_2 }}</w:t>
+            </w:r>
+          </w:p>
+        </w:tc>
+        <w:tc>
+          <w:tcPr>
+            <w:tcW w:w="0" w:type="auto"/>
+            <w:tcBorders>
+              <w:top w:val="single" w:sz="6" w:space="0" w:color="C4C7C5"/>
+              <w:left w:val="single" w:sz="6" w:space="0" w:color="C4C7C5"/>
+              <w:bottom w:val="single" w:sz="6" w:space="0" w:color="C4C7C5"/>
+              <w:right w:val="single" w:sz="6" w:space="0" w:color="C4C7C5"/>
+            </w:tcBorders>
+            <w:tcMar>
+              <w:top w:w="120" w:type="dxa"/>
+              <w:left w:w="180" w:type="dxa"/>
+              <w:bottom w:w="120" w:type="dxa"/>
+              <w:right w:w="180" w:type="dxa"/>
+            </w:tcMar>
+            <w:vAlign w:val="center"/>
+            <w:hideMark/>
+          </w:tcPr>
+          <w:p>
+            <w:pPr>
+              <w:widowControl/>
+              <w:jc w:val="left"/>
+              <w:rPr>
+                <w:sz w:val="14"/>
+                <w:szCs w:val="16"/>
+              </w:rPr>
+            </w:pPr>
+            <w:r>
+              <w:rPr>
+                <w:sz w:val="14"/>
+                <w:szCs w:val="16"/>
+              </w:rPr>
+              <w:t>{{ tue_3 }}</w:t>
+            </w:r>
+          </w:p>
+        </w:tc>
+        <w:tc>
+          <w:tcPr>
+            <w:tcW w:w="0" w:type="auto"/>
+            <w:tcBorders>
+              <w:top w:val="single" w:sz="6" w:space="0" w:color="C4C7C5"/>
+              <w:left w:val="single" w:sz="6" w:space="0" w:color="C4C7C5"/>
+              <w:bottom w:val="single" w:sz="6" w:space="0" w:color="C4C7C5"/>
+              <w:right w:val="single" w:sz="6" w:space="0" w:color="C4C7C5"/>
+            </w:tcBorders>
+            <w:tcMar>
+              <w:top w:w="120" w:type="dxa"/>
+              <w:left w:w="180" w:type="dxa"/>
+              <w:bottom w:w="120" w:type="dxa"/>
+              <w:right w:w="180" w:type="dxa"/>
+            </w:tcMar>
+            <w:vAlign w:val="center"/>
+            <w:hideMark/>
+          </w:tcPr>
+          <w:p>
+            <w:pPr>
+              <w:widowControl/>
+              <w:jc w:val="left"/>
+              <w:rPr>
+                <w:sz w:val="14"/>
+                <w:szCs w:val="16"/>
+              </w:rPr>
+            </w:pPr>
+            <w:r>
+              <w:rPr>
+                <w:sz w:val="14"/>
+                <w:szCs w:val="16"/>
+              </w:rPr>
+              <w:t>{{ tue_4 }}</w:t>
+            </w:r>
+          </w:p>
+        </w:tc>
+        <w:tc>
+          <w:tcPr>
+            <w:tcW w:w="0" w:type="auto"/>
+            <w:tcBorders>
+              <w:top w:val="single" w:sz="6" w:space="0" w:color="C4C7C5"/>
+              <w:left w:val="single" w:sz="6" w:space="0" w:color="C4C7C5"/>
+              <w:bottom w:val="single" w:sz="6" w:space="0" w:color="C4C7C5"/>
+              <w:right w:val="single" w:sz="6" w:space="0" w:color="C4C7C5"/>
+            </w:tcBorders>
+            <w:tcMar>
+              <w:top w:w="120" w:type="dxa"/>
+              <w:left w:w="180" w:type="dxa"/>
+              <w:bottom w:w="120" w:type="dxa"/>
+              <w:right w:w="180" w:type="dxa"/>
+            </w:tcMar>
+            <w:vAlign w:val="center"/>
+            <w:hideMark/>
+          </w:tcPr>
+          <w:p>
+            <w:pPr>
+              <w:widowControl/>
+              <w:jc w:val="left"/>
+              <w:rPr>
+                <w:sz w:val="14"/>
+                <w:szCs w:val="16"/>
+              </w:rPr>
+            </w:pPr>
+            <w:r>
+              <w:rPr>
+                <w:sz w:val="14"/>
+                <w:szCs w:val="16"/>
+              </w:rPr>
+              <w:t>{{ tue_5 }}</w:t>
+            </w:r>
+          </w:p>
+        </w:tc>
+        <w:tc>
+          <w:tcPr>
+            <w:tcW w:w="0" w:type="auto"/>
+            <w:tcBorders>
+              <w:top w:val="single" w:sz="6" w:space="0" w:color="C4C7C5"/>
+              <w:left w:val="single" w:sz="6" w:space="0" w:color="C4C7C5"/>
+              <w:bottom w:val="single" w:sz="6" w:space="0" w:color="C4C7C5"/>
+              <w:right w:val="single" w:sz="6" w:space="0" w:color="C4C7C5"/>
+            </w:tcBorders>
+            <w:tcMar>
+              <w:top w:w="120" w:type="dxa"/>
+              <w:left w:w="180" w:type="dxa"/>
+              <w:bottom w:w="120" w:type="dxa"/>
+              <w:right w:w="180" w:type="dxa"/>
+            </w:tcMar>
+            <w:vAlign w:val="center"/>
+            <w:hideMark/>
+          </w:tcPr>
+          <w:p>
+            <w:pPr>
+              <w:widowControl/>
+              <w:jc w:val="left"/>
+              <w:rPr>
+                <w:sz w:val="14"/>
+                <w:szCs w:val="16"/>
+              </w:rPr>
+            </w:pPr>
+            <w:r>
+              <w:rPr>
+                <w:sz w:val="14"/>
+                <w:szCs w:val="16"/>
+              </w:rPr>
+              <w:t>{{ tue_6 }}</w:t>
+            </w:r>
+          </w:p>
+        </w:tc>
+      </w:tr>
+      <w:tr>
+        <w:trPr>
+          <w:tblCellSpacing w:w="15" w:type="dxa"/>
+        </w:trPr>
+        <w:tc>
+          <w:tcPr>
+            <w:tcW w:w="0" w:type="auto"/>
+            <w:tcBorders>
+              <w:top w:val="single" w:sz="6" w:space="0" w:color="C4C7C5"/>
+              <w:left w:val="single" w:sz="6" w:space="0" w:color="C4C7C5"/>
+              <w:bottom w:val="single" w:sz="6" w:space="0" w:color="C4C7C5"/>
+              <w:right w:val="single" w:sz="6" w:space="0" w:color="C4C7C5"/>
+            </w:tcBorders>
+            <w:tcMar>
+              <w:top w:w="120" w:type="dxa"/>
+              <w:left w:w="180" w:type="dxa"/>
+              <w:bottom w:w="120" w:type="dxa"/>
+              <w:right w:w="180" w:type="dxa"/>
+            </w:tcMar>
+            <w:vAlign w:val="center"/>
+            <w:hideMark/>
+          </w:tcPr>
+          <w:p>
+            <w:pPr>
+              <w:widowControl/>
+              <w:jc w:val="left"/>
+              <w:rPr>
+                <w:sz w:val="14"/>
+                <w:szCs w:val="16"/>
+              </w:rPr>
+            </w:pPr>
+            <w:r>
+              <w:rPr>
+                <w:b/>
+                <w:bCs/>
+                <w:sz w:val="14"/>
+                <w:szCs w:val="16"/>
+              </w:rPr>
+              <w:t>水曜</w:t>
+            </w:r>
+          </w:p>
+        </w:tc>
+        <w:tc>
+          <w:tcPr>
+            <w:tcW w:w="0" w:type="auto"/>
+            <w:gridSpan w:val="2"/>
+            <w:tcBorders>
+              <w:top w:val="single" w:sz="6" w:space="0" w:color="C4C7C5"/>
+              <w:left w:val="single" w:sz="6" w:space="0" w:color="C4C7C5"/>
+              <w:bottom w:val="single" w:sz="6" w:space="0" w:color="C4C7C5"/>
+              <w:right w:val="single" w:sz="6" w:space="0" w:color="C4C7C5"/>
+            </w:tcBorders>
+            <w:tcMar>
+              <w:top w:w="120" w:type="dxa"/>
+              <w:left w:w="180" w:type="dxa"/>
+              <w:bottom w:w="120" w:type="dxa"/>
+              <w:right w:w="180" w:type="dxa"/>
+            </w:tcMar>
+            <w:vAlign w:val="center"/>
+            <w:hideMark/>
+          </w:tcPr>
+          <w:p>
+            <w:pPr>
+              <w:widowControl/>
+              <w:jc w:val="left"/>
+              <w:rPr>
+                <w:sz w:val="14"/>
+                <w:szCs w:val="16"/>
+              </w:rPr>
+            </w:pPr>
+            <w:r>
+              <w:rPr>
+                <w:sz w:val="14"/>
+                <w:szCs w:val="16"/>
+              </w:rPr>
+              <w:t>{{ wed_1 }}</w:t>
+            </w:r>
+          </w:p>
+        </w:tc>
+        <w:tc>
+          <w:tcPr>
+            <w:tcW w:w="0" w:type="auto"/>
+            <w:tcBorders>
+              <w:top w:val="single" w:sz="6" w:space="0" w:color="C4C7C5"/>
+              <w:left w:val="single" w:sz="6" w:space="0" w:color="C4C7C5"/>
+              <w:bottom w:val="single" w:sz="6" w:space="0" w:color="C4C7C5"/>
+              <w:right w:val="single" w:sz="6" w:space="0" w:color="C4C7C5"/>
+            </w:tcBorders>
+            <w:tcMar>
+              <w:top w:w="120" w:type="dxa"/>
+              <w:left w:w="180" w:type="dxa"/>
+              <w:bottom w:w="120" w:type="dxa"/>
+              <w:right w:w="180" w:type="dxa"/>
+            </w:tcMar>
+            <w:vAlign w:val="center"/>
+            <w:hideMark/>
+          </w:tcPr>
+          <w:p>
+            <w:pPr>
+              <w:widowControl/>
+              <w:jc w:val="left"/>
+              <w:rPr>
+                <w:sz w:val="14"/>
+                <w:szCs w:val="16"/>
+              </w:rPr>
+            </w:pPr>
+            <w:r>
+              <w:rPr>
+                <w:sz w:val="14"/>
+                <w:szCs w:val="16"/>
+              </w:rPr>
+              <w:t>{{ wed_2 }}</w:t>
+            </w:r>
+          </w:p>
+        </w:tc>
+        <w:tc>
+          <w:tcPr>
+            <w:tcW w:w="0" w:type="auto"/>
+            <w:tcBorders>
+              <w:top w:val="single" w:sz="6" w:space="0" w:color="C4C7C5"/>
+              <w:left w:val="single" w:sz="6" w:space="0" w:color="C4C7C5"/>
+              <w:bottom w:val="single" w:sz="6" w:space="0" w:color="C4C7C5"/>
+              <w:right w:val="single" w:sz="6" w:space="0" w:color="C4C7C5"/>
+            </w:tcBorders>
+            <w:tcMar>
+              <w:top w:w="120" w:type="dxa"/>
+              <w:left w:w="180" w:type="dxa"/>
+              <w:bottom w:w="120" w:type="dxa"/>
+              <w:right w:w="180" w:type="dxa"/>
+            </w:tcMar>
+            <w:vAlign w:val="center"/>
+            <w:hideMark/>
+          </w:tcPr>
+          <w:p>
+            <w:pPr>
+              <w:widowControl/>
+              <w:jc w:val="left"/>
+              <w:rPr>
+                <w:sz w:val="14"/>
+                <w:szCs w:val="16"/>
+              </w:rPr>
+            </w:pPr>
+            <w:r>
+              <w:rPr>
+                <w:sz w:val="14"/>
+                <w:szCs w:val="16"/>
+              </w:rPr>
+              <w:t>{{ wed_3 }}</w:t>
+            </w:r>
+          </w:p>
+        </w:tc>
+        <w:tc>
+          <w:tcPr>
+            <w:tcW w:w="0" w:type="auto"/>
+            <w:tcBorders>
+              <w:top w:val="single" w:sz="6" w:space="0" w:color="C4C7C5"/>
+              <w:left w:val="single" w:sz="6" w:space="0" w:color="C4C7C5"/>
+              <w:bottom w:val="single" w:sz="6" w:space="0" w:color="C4C7C5"/>
+              <w:right w:val="single" w:sz="6" w:space="0" w:color="C4C7C5"/>
+            </w:tcBorders>
+            <w:tcMar>
+              <w:top w:w="120" w:type="dxa"/>
+              <w:left w:w="180" w:type="dxa"/>
+              <w:bottom w:w="120" w:type="dxa"/>
+              <w:right w:w="180" w:type="dxa"/>
+            </w:tcMar>
+            <w:vAlign w:val="center"/>
+            <w:hideMark/>
+          </w:tcPr>
+          <w:p>
+            <w:pPr>
+              <w:widowControl/>
+              <w:jc w:val="left"/>
+              <w:rPr>
+                <w:sz w:val="14"/>
+                <w:szCs w:val="16"/>
+              </w:rPr>
+            </w:pPr>
+            <w:r>
+              <w:rPr>
+                <w:sz w:val="14"/>
+                <w:szCs w:val="16"/>
+              </w:rPr>
+              <w:t>{{ wed_4 }}</w:t>
+            </w:r>
+          </w:p>
+        </w:tc>
+        <w:tc>
+          <w:tcPr>
+            <w:tcW w:w="0" w:type="auto"/>
+            <w:tcBorders>
+              <w:top w:val="single" w:sz="6" w:space="0" w:color="C4C7C5"/>
+              <w:left w:val="single" w:sz="6" w:space="0" w:color="C4C7C5"/>
+              <w:bottom w:val="single" w:sz="6" w:space="0" w:color="C4C7C5"/>
+              <w:right w:val="single" w:sz="6" w:space="0" w:color="C4C7C5"/>
+            </w:tcBorders>
+            <w:tcMar>
+              <w:top w:w="120" w:type="dxa"/>
+              <w:left w:w="180" w:type="dxa"/>
+              <w:bottom w:w="120" w:type="dxa"/>
+              <w:right w:w="180" w:type="dxa"/>
+            </w:tcMar>
+            <w:vAlign w:val="center"/>
+            <w:hideMark/>
+          </w:tcPr>
+          <w:p>
+            <w:pPr>
+              <w:widowControl/>
+              <w:jc w:val="left"/>
+              <w:rPr>
+                <w:sz w:val="14"/>
+                <w:szCs w:val="16"/>
+              </w:rPr>
+            </w:pPr>
+            <w:r>
+              <w:rPr>
+                <w:sz w:val="14"/>
+                <w:szCs w:val="16"/>
+              </w:rPr>
+              <w:t>{{ wed_5 }}</w:t>
+            </w:r>
+          </w:p>
+        </w:tc>
+        <w:tc>
+          <w:tcPr>
+            <w:tcW w:w="0" w:type="auto"/>
+            <w:tcBorders>
+              <w:top w:val="single" w:sz="6" w:space="0" w:color="C4C7C5"/>
+              <w:left w:val="single" w:sz="6" w:space="0" w:color="C4C7C5"/>
+              <w:bottom w:val="single" w:sz="6" w:space="0" w:color="C4C7C5"/>
+              <w:right w:val="single" w:sz="6" w:space="0" w:color="C4C7C5"/>
+            </w:tcBorders>
+            <w:tcMar>
+              <w:top w:w="120" w:type="dxa"/>
+              <w:left w:w="180" w:type="dxa"/>
+              <w:bottom w:w="120" w:type="dxa"/>
+              <w:right w:w="180" w:type="dxa"/>
+            </w:tcMar>
+            <w:vAlign w:val="center"/>
+            <w:hideMark/>
+          </w:tcPr>
+          <w:p>
+            <w:pPr>
+              <w:widowControl/>
+              <w:jc w:val="left"/>
+              <w:rPr>
+                <w:sz w:val="14"/>
+                <w:szCs w:val="16"/>
+              </w:rPr>
+            </w:pPr>
+            <w:r>
+              <w:rPr>
+                <w:sz w:val="14"/>
+                <w:szCs w:val="16"/>
+              </w:rPr>
+              <w:t>{{ wed_6 }}</w:t>
+            </w:r>
+          </w:p>
+        </w:tc>
+      </w:tr>
+      <w:tr>
+        <w:trPr>
+          <w:tblCellSpacing w:w="15" w:type="dxa"/>
+        </w:trPr>
+        <w:tc>
+          <w:tcPr>
+            <w:tcW w:w="0" w:type="auto"/>
+            <w:tcBorders>
+              <w:top w:val="single" w:sz="6" w:space="0" w:color="C4C7C5"/>
+              <w:left w:val="single" w:sz="6" w:space="0" w:color="C4C7C5"/>
+              <w:bottom w:val="single" w:sz="6" w:space="0" w:color="C4C7C5"/>
+              <w:right w:val="single" w:sz="6" w:space="0" w:color="C4C7C5"/>
+            </w:tcBorders>
+            <w:tcMar>
+              <w:top w:w="120" w:type="dxa"/>
+              <w:left w:w="180" w:type="dxa"/>
+              <w:bottom w:w="120" w:type="dxa"/>
+              <w:right w:w="180" w:type="dxa"/>
+            </w:tcMar>
+            <w:vAlign w:val="center"/>
+            <w:hideMark/>
+          </w:tcPr>
+          <w:p>
+            <w:pPr>
+              <w:widowControl/>
+              <w:jc w:val="left"/>
+              <w:rPr>
+                <w:sz w:val="14"/>
+                <w:szCs w:val="16"/>
+              </w:rPr>
+            </w:pPr>
+            <w:r>
+              <w:rPr>
+                <w:b/>
+                <w:bCs/>
+                <w:sz w:val="14"/>
+                <w:szCs w:val="16"/>
+              </w:rPr>
+              <w:t>木曜</w:t>
+            </w:r>
+          </w:p>
+        </w:tc>
+        <w:tc>
+          <w:tcPr>
+            <w:tcW w:w="0" w:type="auto"/>
+            <w:gridSpan w:val="2"/>
+            <w:tcBorders>
+              <w:top w:val="single" w:sz="6" w:space="0" w:color="C4C7C5"/>
+              <w:left w:val="single" w:sz="6" w:space="0" w:color="C4C7C5"/>
+              <w:bottom w:val="single" w:sz="6" w:space="0" w:color="C4C7C5"/>
+              <w:right w:val="single" w:sz="6" w:space="0" w:color="C4C7C5"/>
+            </w:tcBorders>
+            <w:tcMar>
+              <w:top w:w="120" w:type="dxa"/>
+              <w:left w:w="180" w:type="dxa"/>
+              <w:bottom w:w="120" w:type="dxa"/>
+              <w:right w:w="180" w:type="dxa"/>
+            </w:tcMar>
+            <w:vAlign w:val="center"/>
+            <w:hideMark/>
+          </w:tcPr>
+          <w:p>
+            <w:pPr>
+              <w:widowControl/>
+              <w:jc w:val="left"/>
+              <w:rPr>
+                <w:sz w:val="14"/>
+                <w:szCs w:val="16"/>
+              </w:rPr>
+            </w:pPr>
+            <w:r>
+              <w:rPr>
+                <w:sz w:val="14"/>
+                <w:szCs w:val="16"/>
+              </w:rPr>
+              <w:t>{{ thu_1 }}</w:t>
+            </w:r>
+          </w:p>
+        </w:tc>
+        <w:tc>
+          <w:tcPr>
+            <w:tcW w:w="0" w:type="auto"/>
+            <w:tcBorders>
+              <w:top w:val="single" w:sz="6" w:space="0" w:color="C4C7C5"/>
+              <w:left w:val="single" w:sz="6" w:space="0" w:color="C4C7C5"/>
+              <w:bottom w:val="single" w:sz="6" w:space="0" w:color="C4C7C5"/>
+              <w:right w:val="single" w:sz="6" w:space="0" w:color="C4C7C5"/>
+            </w:tcBorders>
+            <w:tcMar>
+              <w:top w:w="120" w:type="dxa"/>
+              <w:left w:w="180" w:type="dxa"/>
+              <w:bottom w:w="120" w:type="dxa"/>
+              <w:right w:w="180" w:type="dxa"/>
+            </w:tcMar>
+            <w:vAlign w:val="center"/>
+            <w:hideMark/>
+          </w:tcPr>
+          <w:p>
+            <w:pPr>
+              <w:widowControl/>
+              <w:jc w:val="left"/>
+              <w:rPr>
+                <w:sz w:val="14"/>
+                <w:szCs w:val="16"/>
+              </w:rPr>
+            </w:pPr>
+            <w:r>
+              <w:rPr>
+                <w:sz w:val="14"/>
+                <w:szCs w:val="16"/>
+              </w:rPr>
+              <w:t>{{ thu_2 }}</w:t>
+            </w:r>
+          </w:p>
+        </w:tc>
+        <w:tc>
+          <w:tcPr>
+            <w:tcW w:w="0" w:type="auto"/>
+            <w:tcBorders>
+              <w:top w:val="single" w:sz="6" w:space="0" w:color="C4C7C5"/>
+              <w:left w:val="single" w:sz="6" w:space="0" w:color="C4C7C5"/>
+              <w:bottom w:val="single" w:sz="6" w:space="0" w:color="C4C7C5"/>
+              <w:right w:val="single" w:sz="6" w:space="0" w:color="C4C7C5"/>
+            </w:tcBorders>
+            <w:tcMar>
+              <w:top w:w="120" w:type="dxa"/>
+              <w:left w:w="180" w:type="dxa"/>
+              <w:bottom w:w="120" w:type="dxa"/>
+              <w:right w:w="180" w:type="dxa"/>
+            </w:tcMar>
+            <w:vAlign w:val="center"/>
+            <w:hideMark/>
+          </w:tcPr>
+          <w:p>
+            <w:pPr>
+              <w:widowControl/>
+              <w:jc w:val="left"/>
+              <w:rPr>
+                <w:sz w:val="14"/>
+                <w:szCs w:val="16"/>
+              </w:rPr>
+            </w:pPr>
+            <w:r>
+              <w:rPr>
+                <w:sz w:val="14"/>
+                <w:szCs w:val="16"/>
+              </w:rPr>
+              <w:t>{{ thu_3 }}</w:t>
+            </w:r>
+          </w:p>
+        </w:tc>
+        <w:tc>
+          <w:tcPr>
+            <w:tcW w:w="0" w:type="auto"/>
+            <w:tcBorders>
+              <w:top w:val="single" w:sz="6" w:space="0" w:color="C4C7C5"/>
+              <w:left w:val="single" w:sz="6" w:space="0" w:color="C4C7C5"/>
+              <w:bottom w:val="single" w:sz="6" w:space="0" w:color="C4C7C5"/>
+              <w:right w:val="single" w:sz="6" w:space="0" w:color="C4C7C5"/>
+            </w:tcBorders>
+            <w:tcMar>
+              <w:top w:w="120" w:type="dxa"/>
+              <w:left w:w="180" w:type="dxa"/>
+              <w:bottom w:w="120" w:type="dxa"/>
+              <w:right w:w="180" w:type="dxa"/>
+            </w:tcMar>
+            <w:vAlign w:val="center"/>
+            <w:hideMark/>
+          </w:tcPr>
+          <w:p>
+            <w:pPr>
+              <w:widowControl/>
+              <w:jc w:val="left"/>
+              <w:rPr>
+                <w:sz w:val="14"/>
+                <w:szCs w:val="16"/>
+              </w:rPr>
+            </w:pPr>
+            <w:r>
+              <w:rPr>
+                <w:sz w:val="14"/>
+                <w:szCs w:val="16"/>
+              </w:rPr>
+              <w:t>{{ thu_4 }}</w:t>
+            </w:r>
+          </w:p>
+        </w:tc>
+        <w:tc>
+          <w:tcPr>
+            <w:tcW w:w="0" w:type="auto"/>
+            <w:tcBorders>
+              <w:top w:val="single" w:sz="6" w:space="0" w:color="C4C7C5"/>
+              <w:left w:val="single" w:sz="6" w:space="0" w:color="C4C7C5"/>
+              <w:bottom w:val="single" w:sz="6" w:space="0" w:color="C4C7C5"/>
+              <w:right w:val="single" w:sz="6" w:space="0" w:color="C4C7C5"/>
+            </w:tcBorders>
+            <w:tcMar>
+              <w:top w:w="120" w:type="dxa"/>
+              <w:left w:w="180" w:type="dxa"/>
+              <w:bottom w:w="120" w:type="dxa"/>
+              <w:right w:w="180" w:type="dxa"/>
+            </w:tcMar>
+            <w:vAlign w:val="center"/>
+            <w:hideMark/>
+          </w:tcPr>
+          <w:p>
+            <w:pPr>
+              <w:widowControl/>
+              <w:jc w:val="left"/>
+              <w:rPr>
+                <w:sz w:val="14"/>
+                <w:szCs w:val="16"/>
+              </w:rPr>
+            </w:pPr>
+            <w:r>
+              <w:rPr>
+                <w:sz w:val="14"/>
+                <w:szCs w:val="16"/>
+              </w:rPr>
+              <w:t>{{ thu_5 }}</w:t>
+            </w:r>
+          </w:p>
+        </w:tc>
+        <w:tc>
+          <w:tcPr>
+            <w:tcW w:w="0" w:type="auto"/>
+            <w:tcBorders>
+              <w:top w:val="single" w:sz="6" w:space="0" w:color="C4C7C5"/>
+              <w:left w:val="single" w:sz="6" w:space="0" w:color="C4C7C5"/>
+              <w:bottom w:val="single" w:sz="6" w:space="0" w:color="C4C7C5"/>
+              <w:right w:val="single" w:sz="6" w:space="0" w:color="C4C7C5"/>
+            </w:tcBorders>
+            <w:tcMar>
+              <w:top w:w="120" w:type="dxa"/>
+              <w:left w:w="180" w:type="dxa"/>
+              <w:bottom w:w="120" w:type="dxa"/>
+              <w:right w:w="180" w:type="dxa"/>
+            </w:tcMar>
+            <w:vAlign w:val="center"/>
+            <w:hideMark/>
+          </w:tcPr>
+          <w:p>
+            <w:pPr>
+              <w:widowControl/>
+              <w:jc w:val="left"/>
+              <w:rPr>
+                <w:sz w:val="14"/>
+                <w:szCs w:val="16"/>
+              </w:rPr>
+            </w:pPr>
+            <w:r>
+              <w:rPr>
+                <w:sz w:val="14"/>
+                <w:szCs w:val="16"/>
+              </w:rPr>
+              <w:t>{{ thu_6 }}</w:t>
+            </w:r>
+          </w:p>
+        </w:tc>
+      </w:tr>
+      <w:tr>
+        <w:trPr>
+          <w:tblCellSpacing w:w="15" w:type="dxa"/>
+        </w:trPr>
+        <w:tc>
+          <w:tcPr>
+            <w:tcW w:w="0" w:type="auto"/>
+            <w:tcBorders>
+              <w:top w:val="single" w:sz="6" w:space="0" w:color="C4C7C5"/>
+              <w:left w:val="single" w:sz="6" w:space="0" w:color="C4C7C5"/>
+              <w:bottom w:val="single" w:sz="6" w:space="0" w:color="C4C7C5"/>
+              <w:right w:val="single" w:sz="6" w:space="0" w:color="C4C7C5"/>
+            </w:tcBorders>
+            <w:tcMar>
+              <w:top w:w="120" w:type="dxa"/>
+              <w:left w:w="180" w:type="dxa"/>
+              <w:bottom w:w="120" w:type="dxa"/>
+              <w:right w:w="180" w:type="dxa"/>
+            </w:tcMar>
+            <w:vAlign w:val="center"/>
+            <w:hideMark/>
+          </w:tcPr>
+          <w:p>
+            <w:pPr>
+              <w:widowControl/>
+              <w:jc w:val="left"/>
+              <w:rPr>
+                <w:sz w:val="14"/>
+                <w:szCs w:val="16"/>
+              </w:rPr>
+            </w:pPr>
+            <w:r>
+              <w:rPr>
+                <w:b/>
+                <w:bCs/>
+                <w:sz w:val="14"/>
+                <w:szCs w:val="16"/>
+              </w:rPr>
+              <w:t>金曜</w:t>
+            </w:r>
+          </w:p>
+        </w:tc>
+        <w:tc>
+          <w:tcPr>
+            <w:tcW w:w="0" w:type="auto"/>
+            <w:gridSpan w:val="2"/>
+            <w:tcBorders>
+              <w:top w:val="single" w:sz="6" w:space="0" w:color="C4C7C5"/>
+              <w:left w:val="single" w:sz="6" w:space="0" w:color="C4C7C5"/>
+              <w:bottom w:val="single" w:sz="6" w:space="0" w:color="C4C7C5"/>
+              <w:right w:val="single" w:sz="6" w:space="0" w:color="C4C7C5"/>
+            </w:tcBorders>
+            <w:tcMar>
+              <w:top w:w="120" w:type="dxa"/>
+              <w:left w:w="180" w:type="dxa"/>
+              <w:bottom w:w="120" w:type="dxa"/>
+              <w:right w:w="180" w:type="dxa"/>
+            </w:tcMar>
+            <w:vAlign w:val="center"/>
+            <w:hideMark/>
+          </w:tcPr>
+          <w:p>
+            <w:pPr>
+              <w:widowControl/>
+              <w:jc w:val="left"/>
+              <w:rPr>
+                <w:sz w:val="14"/>
+                <w:szCs w:val="16"/>
+              </w:rPr>
+            </w:pPr>
+            <w:r>
+              <w:rPr>
+                <w:sz w:val="14"/>
+                <w:szCs w:val="16"/>
+              </w:rPr>
+              <w:t>{{ fri_1 }}</w:t>
+            </w:r>
+          </w:p>
+        </w:tc>
+        <w:tc>
+          <w:tcPr>
+            <w:tcW w:w="0" w:type="auto"/>
+            <w:tcBorders>
+              <w:top w:val="single" w:sz="6" w:space="0" w:color="C4C7C5"/>
+              <w:left w:val="single" w:sz="6" w:space="0" w:color="C4C7C5"/>
+              <w:bottom w:val="single" w:sz="6" w:space="0" w:color="C4C7C5"/>
+              <w:right w:val="single" w:sz="6" w:space="0" w:color="C4C7C5"/>
+            </w:tcBorders>
+            <w:tcMar>
+              <w:top w:w="120" w:type="dxa"/>
+              <w:left w:w="180" w:type="dxa"/>
+              <w:bottom w:w="120" w:type="dxa"/>
+              <w:right w:w="180" w:type="dxa"/>
+            </w:tcMar>
+            <w:vAlign w:val="center"/>
+            <w:hideMark/>
+          </w:tcPr>
+          <w:p>
+            <w:pPr>
+              <w:widowControl/>
+              <w:jc w:val="left"/>
+              <w:rPr>
+                <w:sz w:val="14"/>
+                <w:szCs w:val="16"/>
+              </w:rPr>
+            </w:pPr>
+            <w:r>
+              <w:rPr>
+                <w:sz w:val="14"/>
+                <w:szCs w:val="16"/>
+              </w:rPr>
+              <w:t>{{ fri_2 }}</w:t>
+            </w:r>
+          </w:p>
+        </w:tc>
+        <w:tc>
+          <w:tcPr>
+            <w:tcW w:w="0" w:type="auto"/>
+            <w:tcBorders>
+              <w:top w:val="single" w:sz="6" w:space="0" w:color="C4C7C5"/>
+              <w:left w:val="single" w:sz="6" w:space="0" w:color="C4C7C5"/>
+              <w:bottom w:val="single" w:sz="6" w:space="0" w:color="C4C7C5"/>
+              <w:right w:val="single" w:sz="6" w:space="0" w:color="C4C7C5"/>
+            </w:tcBorders>
+            <w:tcMar>
+              <w:top w:w="120" w:type="dxa"/>
+              <w:left w:w="180" w:type="dxa"/>
+              <w:bottom w:w="120" w:type="dxa"/>
+              <w:right w:w="180" w:type="dxa"/>
+            </w:tcMar>
+            <w:vAlign w:val="center"/>
+            <w:hideMark/>
+          </w:tcPr>
+          <w:p>
+            <w:pPr>
+              <w:widowControl/>
+              <w:jc w:val="left"/>
+              <w:rPr>
+                <w:sz w:val="14"/>
+                <w:szCs w:val="16"/>
+              </w:rPr>
+            </w:pPr>
+            <w:r>
+              <w:rPr>
+                <w:sz w:val="14"/>
+                <w:szCs w:val="16"/>
+              </w:rPr>
+              <w:t>{{ fri_3 }}</w:t>
+            </w:r>
+          </w:p>
+        </w:tc>
+        <w:tc>
+          <w:tcPr>
+            <w:tcW w:w="0" w:type="auto"/>
+            <w:tcBorders>
+              <w:top w:val="single" w:sz="6" w:space="0" w:color="C4C7C5"/>
+              <w:left w:val="single" w:sz="6" w:space="0" w:color="C4C7C5"/>
+              <w:bottom w:val="single" w:sz="6" w:space="0" w:color="C4C7C5"/>
+              <w:right w:val="single" w:sz="6" w:space="0" w:color="C4C7C5"/>
+            </w:tcBorders>
+            <w:tcMar>
+              <w:top w:w="120" w:type="dxa"/>
+              <w:left w:w="180" w:type="dxa"/>
+              <w:bottom w:w="120" w:type="dxa"/>
+              <w:right w:w="180" w:type="dxa"/>
+            </w:tcMar>
+            <w:vAlign w:val="center"/>
+            <w:hideMark/>
+          </w:tcPr>
+          <w:p>
+            <w:pPr>
+              <w:widowControl/>
+              <w:jc w:val="left"/>
+              <w:rPr>
+                <w:sz w:val="14"/>
+                <w:szCs w:val="16"/>
+              </w:rPr>
+            </w:pPr>
+            <w:r>
+              <w:rPr>
+                <w:sz w:val="14"/>
+                <w:szCs w:val="16"/>
+              </w:rPr>
+              <w:t>{{ fri_4 }}</w:t>
+            </w:r>
+          </w:p>
+        </w:tc>
+        <w:tc>
+          <w:tcPr>
+            <w:tcW w:w="0" w:type="auto"/>
+            <w:tcBorders>
+              <w:top w:val="single" w:sz="6" w:space="0" w:color="C4C7C5"/>
+              <w:left w:val="single" w:sz="6" w:space="0" w:color="C4C7C5"/>
+              <w:bottom w:val="single" w:sz="6" w:space="0" w:color="C4C7C5"/>
+              <w:right w:val="single" w:sz="6" w:space="0" w:color="C4C7C5"/>
+            </w:tcBorders>
+            <w:tcMar>
+              <w:top w:w="120" w:type="dxa"/>
+              <w:left w:w="180" w:type="dxa"/>
+              <w:bottom w:w="120" w:type="dxa"/>
+              <w:right w:w="180" w:type="dxa"/>
+            </w:tcMar>
+            <w:vAlign w:val="center"/>
+            <w:hideMark/>
+          </w:tcPr>
+          <w:p>
+            <w:pPr>
+              <w:widowControl/>
+              <w:jc w:val="left"/>
+              <w:rPr>
+                <w:sz w:val="14"/>
+                <w:szCs w:val="16"/>
+              </w:rPr>
+            </w:pPr>
+            <w:r>
+              <w:rPr>
+                <w:sz w:val="14"/>
+                <w:szCs w:val="16"/>
+              </w:rPr>
+              <w:t>{{ fri_5 }}</w:t>
+            </w:r>
+          </w:p>
+        </w:tc>
+        <w:tc>
+          <w:tcPr>
+            <w:tcW w:w="0" w:type="auto"/>
+            <w:tcBorders>
+              <w:top w:val="single" w:sz="6" w:space="0" w:color="C4C7C5"/>
+              <w:left w:val="single" w:sz="6" w:space="0" w:color="C4C7C5"/>
+              <w:bottom w:val="single" w:sz="6" w:space="0" w:color="C4C7C5"/>
+              <w:right w:val="single" w:sz="6" w:space="0" w:color="C4C7C5"/>
+            </w:tcBorders>
+            <w:tcMar>
+              <w:top w:w="120" w:type="dxa"/>
+              <w:left w:w="180" w:type="dxa"/>
+              <w:bottom w:w="120" w:type="dxa"/>
+              <w:right w:w="180" w:type="dxa"/>
+            </w:tcMar>
+            <w:vAlign w:val="center"/>
+            <w:hideMark/>
+          </w:tcPr>
+          <w:p>
+            <w:pPr>
+              <w:widowControl/>
+              <w:jc w:val="left"/>
+              <w:rPr>
+                <w:sz w:val="14"/>
+                <w:szCs w:val="16"/>
+              </w:rPr>
+            </w:pPr>
+            <w:r>
+              <w:rPr>
+                <w:sz w:val="14"/>
+                <w:szCs w:val="16"/>
+              </w:rPr>
+              <w:t>{{ fri_6 }}</w:t>
+            </w:r>
+          </w:p>
+        </w:tc>
+      </w:tr>
+    </w:tbl>
     <w:p>
       <w:pPr>
         <w:widowControl/>
         <w:jc w:val="left"/>
       </w:pPr>
-      <w:r>
-        <w:t>| 曜日 | 1限 | 2限 | 3限 | 4限 | 5限 | 6限 |</w:t>
-      </w:r>
-    </w:p>
-    <w:p>
-      <w:pPr>
-        <w:widowControl/>
-        <w:jc w:val="left"/>
-      </w:pPr>
-      <w:r>
-        <w:t>{% for day_key, schedule in [('mon', mon), ('tue', tue), ('wed', wed), ('thu', thu), ('fri', fri)] %}{{ day_key }}</w:t>
-      </w:r>
-    </w:p>
-    <w:p>
-      <w:pPr>
-        <w:widowControl/>
-        <w:jc w:val="left"/>
-      </w:pPr>
-      <w:r>
-        <w:t>{{ schedule.periods[0] }} 〜 {{ schedule.periods[5] }}</w:t>
-      </w:r>
-    </w:p>
-    <w:p>
-      <w:pPr>
-        <w:widowControl/>
-        <w:jc w:val="left"/>
-      </w:pPr>
-      <w:r>
-        <w:t>{% endfor %}</w:t>
-      </w:r>
     </w:p>
     <w:sectPr>
       <w:pgSz w:w="16838" w:h="11906" w:orient="landscape"/>
